--- a/Volume 1/Chapter 08 - Web Applications/SPA_Vol1_Ch8_Lesson8_3a_Templates_EXTENDED.docx
+++ b/Volume 1/Chapter 08 - Web Applications/SPA_Vol1_Ch8_Lesson8_3a_Templates_EXTENDED.docx
@@ -527,7 +527,11 @@
         <w:pStyle w:val="ListBullet"/>
       </w:pPr>
       <w:r>
-        <w:t>Assembly's Production-Minded server loads every template once, at start, as Lesson 8.0a's program did, and stops with Error: could not load the template if one is missing. It keeps them in .bss, where every request's thread reads them and none changes them, as C's static struct does. Rust and Erlang have nothing to load: askama and erlydtl compiled the templates, so a changed template needs a new build.</w:t>
+        <w:t xml:space="preserve">Assembly's Production-Minded server loads every template once, at start, as Lesson 8.0a's program did, and stops with Error: could not load the template if one is missing. It keeps them in .bss, where every </w:t>
+      </w:r>
+      <w:r>
+        <w:lastRenderedPageBreak/>
+        <w:t>request's thread reads them and none changes them, as C's static struct does. Rust and Erlang have nothing to load: askama and erlydtl compiled the templates, so a changed template needs a new build.</w:t>
       </w:r>
     </w:p>
     <w:p>
@@ -535,7 +539,7 @@
         <w:pStyle w:val="ListBullet"/>
       </w:pPr>
       <w:r>
-        <w:t>Assembly reads its templates in text mode, which turns Notepad's \r\n line ends into \n, so they still match the section marks (Lesson 3.2).</w:t>
+        <w:t>Assembly reads its templates in text mode, which turns Notepad's \r\n line ends into \n, so they still match the section marks (Lesson 3.2a).</w:t>
       </w:r>
     </w:p>
     <w:p>
@@ -1081,6 +1085,7 @@
         <w:pStyle w:val="CommandBlock"/>
       </w:pPr>
       <w:r>
+        <w:lastRenderedPageBreak/>
         <w:t xml:space="preserve">    "$HOME\spa\lesson-8.3-extended\assembly\templates" | Out-Null</w:t>
       </w:r>
     </w:p>
@@ -3538,15 +3543,15 @@
         <w:pStyle w:val="SourceCode"/>
       </w:pPr>
       <w:r>
-        <w:t>; with a 0 byte; eax = 1 when the whole file fit (Lesson 6.0a). It now</w:t>
-      </w:r>
-    </w:p>
-    <w:p>
-      <w:pPr>
-        <w:pStyle w:val="SourceCode"/>
-      </w:pPr>
-      <w:r>
-        <w:t>; takes the mode too: "rb" for the certificate files, "r" for the</w:t>
+        <w:t>; with a 0 byte; eax = 1 when feof says the whole file fit (Lesson 6.0a).</w:t>
+      </w:r>
+    </w:p>
+    <w:p>
+      <w:pPr>
+        <w:pStyle w:val="SourceCode"/>
+      </w:pPr>
+      <w:r>
+        <w:t>; It now takes the mode too: "rb" for the certificate files, "r" for the</w:t>
       </w:r>
     </w:p>
     <w:p>
@@ -4942,15 +4947,15 @@
         <w:pStyle w:val="SourceCode"/>
       </w:pPr>
       <w:r>
-        <w:t>; rbx keeps the page, rsi the contact, rdi the position, r12 end, r13</w:t>
-      </w:r>
-    </w:p>
-    <w:p>
-      <w:pPr>
-        <w:pStyle w:val="SourceCode"/>
-      </w:pPr>
-      <w:r>
-        <w:t>; where the name starts, r14 its length.</w:t>
+        <w:t>; rbx keeps the page, rsi the contact, rdi the position, then where }}</w:t>
+      </w:r>
+    </w:p>
+    <w:p>
+      <w:pPr>
+        <w:pStyle w:val="SourceCode"/>
+      </w:pPr>
+      <w:r>
+        <w:t>; starts, r12 end, r13 where {{ starts, then the name, r14 its length.</w:t>
       </w:r>
     </w:p>
     <w:p>
@@ -6200,23 +6205,23 @@
         <w:pStyle w:val="SourceCode"/>
       </w:pPr>
       <w:r>
-        <w:t>; Remember, libmicrohttpd calls answer_request once for every request,</w:t>
-      </w:r>
-    </w:p>
-    <w:p>
-      <w:pPr>
-        <w:pStyle w:val="SourceCode"/>
-      </w:pPr>
-      <w:r>
-        <w:t>; with rdx = the connection, r8 = the path, r9 = the method (Lesson</w:t>
-      </w:r>
-    </w:p>
-    <w:p>
-      <w:pPr>
-        <w:pStyle w:val="SourceCode"/>
-      </w:pPr>
-      <w:r>
-        <w:t>; 6.0a).</w:t>
+        <w:t>; Remember, libmicrohttpd calls answer_request for each request; this</w:t>
+      </w:r>
+    </w:p>
+    <w:p>
+      <w:pPr>
+        <w:pStyle w:val="SourceCode"/>
+      </w:pPr>
+      <w:r>
+        <w:t>; server answers on the first call, with rdx = the connection, r8 = the</w:t>
+      </w:r>
+    </w:p>
+    <w:p>
+      <w:pPr>
+        <w:pStyle w:val="SourceCode"/>
+      </w:pPr>
+      <w:r>
+        <w:t>; path, and r9 = the method (Lesson 6.0a).</w:t>
       </w:r>
     </w:p>
     <w:p>
@@ -6800,15 +6805,15 @@
         <w:pStyle w:val="SourceCode"/>
       </w:pPr>
       <w:r>
-        <w:t xml:space="preserve">    ; Remember, _copy gives the library its own copy of the body, so the</w:t>
-      </w:r>
-    </w:p>
-    <w:p>
-      <w:pPr>
-        <w:pStyle w:val="SourceCode"/>
-      </w:pPr>
-      <w:r>
-        <w:t xml:space="preserve">    ; page's memory can be given back below.</w:t>
+        <w:t xml:space="preserve">    ; Remember, _copy lets the page's memory be given back below, and the</w:t>
+      </w:r>
+    </w:p>
+    <w:p>
+      <w:pPr>
+        <w:pStyle w:val="SourceCode"/>
+      </w:pPr>
+      <w:r>
+        <w:t xml:space="preserve">    ; queue keeps its own hold on the response, so destroy drops only ours.</w:t>
       </w:r>
     </w:p>
     <w:p>
@@ -7470,6 +7475,9 @@
       <w:pPr>
         <w:pStyle w:val="SourceCode"/>
       </w:pPr>
+      <w:r>
+        <w:t xml:space="preserve">    ; Remember, __acrt_iob_func(1) is stdout, (2) stderr; fflush sends now.</w:t>
+      </w:r>
     </w:p>
     <w:p>
       <w:pPr>
@@ -9176,7 +9184,7 @@
         <w:pStyle w:val="SourceCode"/>
       </w:pPr>
       <w:r>
-        <w:t xml:space="preserve">    ; Notepad writes into \n (Lesson 3.2).</w:t>
+        <w:t xml:space="preserve">    ; Notepad writes into \n (Lesson 3.2a).</w:t>
       </w:r>
     </w:p>
     <w:p>
@@ -10737,23 +10745,23 @@
         <w:pStyle w:val="SourceCode"/>
       </w:pPr>
       <w:r>
-        <w:t>; Remember, every page goes through send_html, with the HTML type and</w:t>
-      </w:r>
-    </w:p>
-    <w:p>
-      <w:pPr>
-        <w:pStyle w:val="SourceCode"/>
-      </w:pPr>
-      <w:r>
-        <w:t>; nosniff. _copy gives the library its own copy of the page, so the</w:t>
-      </w:r>
-    </w:p>
-    <w:p>
-      <w:pPr>
-        <w:pStyle w:val="SourceCode"/>
-      </w:pPr>
-      <w:r>
-        <w:t>; page's memory can be given back right after.</w:t>
+        <w:t>; Remember, every page but the 405 goes through send_html, with the HTML</w:t>
+      </w:r>
+    </w:p>
+    <w:p>
+      <w:pPr>
+        <w:pStyle w:val="SourceCode"/>
+      </w:pPr>
+      <w:r>
+        <w:t>; type and nosniff. _copy gives the library its own copy of the page, so</w:t>
+      </w:r>
+    </w:p>
+    <w:p>
+      <w:pPr>
+        <w:pStyle w:val="SourceCode"/>
+      </w:pPr>
+      <w:r>
+        <w:t>; the page's memory can be given back right after.</w:t>
       </w:r>
     </w:p>
     <w:p>
@@ -17796,15 +17804,15 @@
         <w:pStyle w:val="SourceCode"/>
       </w:pPr>
       <w:r>
-        <w:t>; Remember, libmicrohttpd calls answer_request once for every request;</w:t>
-      </w:r>
-    </w:p>
-    <w:p>
-      <w:pPr>
-        <w:pStyle w:val="SourceCode"/>
-      </w:pPr>
-      <w:r>
-        <w:t>; the request record lives in its frame (Lesson 8.2a).</w:t>
+        <w:t>; Remember, libmicrohttpd calls answer_request for each request, and this</w:t>
+      </w:r>
+    </w:p>
+    <w:p>
+      <w:pPr>
+        <w:pStyle w:val="SourceCode"/>
+      </w:pPr>
+      <w:r>
+        <w:t>; server answers at once; [rsp + 64] is where save_target's copy is kept.</w:t>
       </w:r>
     </w:p>
     <w:p>
@@ -21944,15 +21952,15 @@
         <w:pStyle w:val="SourceCode"/>
       </w:pPr>
       <w:r>
-        <w:t xml:space="preserve">    // Remember, the server reads its certificate and key, then</w:t>
-      </w:r>
-    </w:p>
-    <w:p>
-      <w:pPr>
-        <w:pStyle w:val="SourceCode"/>
-      </w:pPr>
-      <w:r>
-        <w:t xml:space="preserve">    // RustlsConfig holds the TLS settings made from them (Lesson 6.0a).</w:t>
+        <w:t xml:space="preserve">    // Remember, RustlsConfig holds the TLS settings made from the two</w:t>
+      </w:r>
+    </w:p>
+    <w:p>
+      <w:pPr>
+        <w:pStyle w:val="SourceCode"/>
+      </w:pPr>
+      <w:r>
+        <w:t xml:space="preserve">    // files, and from_tcp_rustls makes the HTTPS server (Lesson 6.0a).</w:t>
       </w:r>
     </w:p>
     <w:p>
@@ -22000,7 +22008,7 @@
         <w:pStyle w:val="SourceCode"/>
       </w:pPr>
       <w:r>
-        <w:t xml:space="preserve">    // Remember, listen on 127.0.0.1, port 8765, only.</w:t>
+        <w:t xml:space="preserve">    // Remember, listen on 127.0.0.1:8765 only; tokio needs it non-blocking.</w:t>
       </w:r>
     </w:p>
     <w:p>
@@ -23842,7 +23850,7 @@
         <w:pStyle w:val="SourceCode"/>
       </w:pPr>
       <w:r>
-        <w:t>// into one response.</w:t>
+        <w:t>// into one response; to_string gives it its own copy of the lent text.</w:t>
       </w:r>
     </w:p>
     <w:p>
@@ -24405,15 +24413,15 @@
         <w:pStyle w:val="SourceCode"/>
       </w:pPr>
       <w:r>
-        <w:t xml:space="preserve">    // Remember, the pattern Ok(Path(contact_id)) takes the i32 out of</w:t>
-      </w:r>
-    </w:p>
-    <w:p>
-      <w:pPr>
-        <w:pStyle w:val="SourceCode"/>
-      </w:pPr>
-      <w:r>
-        <w:t xml:space="preserve">    // both the Ok and the Path (Lesson 8.2a).</w:t>
+        <w:t xml:space="preserve">    // Remember, Ok(Path(contact_id)) takes the i32 out of the Ok and the</w:t>
+      </w:r>
+    </w:p>
+    <w:p>
+      <w:pPr>
+        <w:pStyle w:val="SourceCode"/>
+      </w:pPr>
+      <w:r>
+        <w:t xml:space="preserve">    // Path (Lesson 8.2a); below, contact alone = contact: contact.</w:t>
       </w:r>
     </w:p>
     <w:p>
@@ -24854,23 +24862,23 @@
         <w:pStyle w:val="SourceCode"/>
       </w:pPr>
       <w:r>
-        <w:t xml:space="preserve">    // program, so a missing or mistyped template stopped cargo build</w:t>
-      </w:r>
-    </w:p>
-    <w:p>
-      <w:pPr>
-        <w:pStyle w:val="SourceCode"/>
-      </w:pPr>
-      <w:r>
-        <w:t xml:space="preserve">    // instead of this server. Remember, each failure to start gives two</w:t>
-      </w:r>
-    </w:p>
-    <w:p>
-      <w:pPr>
-        <w:pStyle w:val="SourceCode"/>
-      </w:pPr>
-      <w:r>
-        <w:t xml:space="preserve">    // Error lines and exit code 1 (Lesson 6.0a).</w:t>
+        <w:t xml:space="preserve">    // program, so a bad template stopped cargo build instead. Remember,</w:t>
+      </w:r>
+    </w:p>
+    <w:p>
+      <w:pPr>
+        <w:pStyle w:val="SourceCode"/>
+      </w:pPr>
+      <w:r>
+        <w:t xml:space="preserve">    // each failed step reports why and exits with code 1; tokio needs a</w:t>
+      </w:r>
+    </w:p>
+    <w:p>
+      <w:pPr>
+        <w:pStyle w:val="SourceCode"/>
+      </w:pPr>
+      <w:r>
+        <w:t xml:space="preserve">    // non-blocking listener, and from_tcp_rustls makes the server.</w:t>
       </w:r>
     </w:p>
     <w:p>
@@ -29557,7 +29565,7 @@
         <w:pStyle w:val="SourceCode"/>
       </w:pPr>
       <w:r>
-        <w:t>%% constraints check the id, and '_' is last (Lesson 8.2a).</w:t>
+        <w:t>%% constraints check the id, '_' is last, and texts side by side join.</w:t>
       </w:r>
     </w:p>
     <w:p>
@@ -39792,31 +39800,31 @@
       </w:rPr>
     </w:lvl>
   </w:abstractNum>
-  <w:num w:numId="1" w16cid:durableId="317537247">
+  <w:num w:numId="1" w16cid:durableId="2105571643">
     <w:abstractNumId w:val="8"/>
   </w:num>
-  <w:num w:numId="2" w16cid:durableId="506209935">
+  <w:num w:numId="2" w16cid:durableId="209921100">
     <w:abstractNumId w:val="6"/>
   </w:num>
-  <w:num w:numId="3" w16cid:durableId="452792784">
+  <w:num w:numId="3" w16cid:durableId="340161898">
     <w:abstractNumId w:val="5"/>
   </w:num>
-  <w:num w:numId="4" w16cid:durableId="885218323">
+  <w:num w:numId="4" w16cid:durableId="1320617778">
     <w:abstractNumId w:val="4"/>
   </w:num>
-  <w:num w:numId="5" w16cid:durableId="212929880">
+  <w:num w:numId="5" w16cid:durableId="129061422">
     <w:abstractNumId w:val="7"/>
   </w:num>
-  <w:num w:numId="6" w16cid:durableId="560407694">
+  <w:num w:numId="6" w16cid:durableId="306398652">
     <w:abstractNumId w:val="3"/>
   </w:num>
-  <w:num w:numId="7" w16cid:durableId="519465707">
+  <w:num w:numId="7" w16cid:durableId="849444234">
     <w:abstractNumId w:val="2"/>
   </w:num>
-  <w:num w:numId="8" w16cid:durableId="617689584">
+  <w:num w:numId="8" w16cid:durableId="118109433">
     <w:abstractNumId w:val="1"/>
   </w:num>
-  <w:num w:numId="9" w16cid:durableId="753822263">
+  <w:num w:numId="9" w16cid:durableId="151528453">
     <w:abstractNumId w:val="0"/>
   </w:num>
 </w:numbering>

--- a/Volume 1/Chapter 08 - Web Applications/SPA_Vol1_Ch8_Lesson8_3a_Templates_EXTENDED.docx
+++ b/Volume 1/Chapter 08 - Web Applications/SPA_Vol1_Ch8_Lesson8_3a_Templates_EXTENDED.docx
@@ -1580,7 +1580,7 @@
         <w:keepNext/>
       </w:pPr>
       <w:r>
-        <w:t>$openssl = "C:\Program Files\Git\mingw64\bin\openssl.exe"</w:t>
+        <w:t>$openssl = "C:\Program Files\Git\ucrt64\bin\openssl.exe"</w:t>
       </w:r>
     </w:p>
     <w:p>
@@ -39800,31 +39800,31 @@
       </w:rPr>
     </w:lvl>
   </w:abstractNum>
-  <w:num w:numId="1" w16cid:durableId="2105571643">
+  <w:num w:numId="1" w16cid:durableId="1475413002">
     <w:abstractNumId w:val="8"/>
   </w:num>
-  <w:num w:numId="2" w16cid:durableId="209921100">
+  <w:num w:numId="2" w16cid:durableId="1245336278">
     <w:abstractNumId w:val="6"/>
   </w:num>
-  <w:num w:numId="3" w16cid:durableId="340161898">
+  <w:num w:numId="3" w16cid:durableId="1240797772">
     <w:abstractNumId w:val="5"/>
   </w:num>
-  <w:num w:numId="4" w16cid:durableId="1320617778">
+  <w:num w:numId="4" w16cid:durableId="934478343">
     <w:abstractNumId w:val="4"/>
   </w:num>
-  <w:num w:numId="5" w16cid:durableId="129061422">
+  <w:num w:numId="5" w16cid:durableId="765661435">
     <w:abstractNumId w:val="7"/>
   </w:num>
-  <w:num w:numId="6" w16cid:durableId="306398652">
+  <w:num w:numId="6" w16cid:durableId="1512259407">
     <w:abstractNumId w:val="3"/>
   </w:num>
-  <w:num w:numId="7" w16cid:durableId="849444234">
+  <w:num w:numId="7" w16cid:durableId="759253467">
     <w:abstractNumId w:val="2"/>
   </w:num>
-  <w:num w:numId="8" w16cid:durableId="118109433">
+  <w:num w:numId="8" w16cid:durableId="317614092">
     <w:abstractNumId w:val="1"/>
   </w:num>
-  <w:num w:numId="9" w16cid:durableId="151528453">
+  <w:num w:numId="9" w16cid:durableId="1132601093">
     <w:abstractNumId w:val="0"/>
   </w:num>
 </w:numbering>
